--- a/Exercicios/Criptografia com Tabela ASCII e Chave String.docx
+++ b/Exercicios/Criptografia com Tabela ASCII e Chave String.docx
@@ -1014,7 +1014,25 @@
           <w:lang w:val="pt-PT" w:eastAsia="en-GB"/>
           <w14:ligatures w14:val="none"/>
         </w:rPr>
-        <w:t>O programa deve conter duas funções:</w:t>
+        <w:t xml:space="preserve">O programa deve conter </w:t>
+      </w:r>
+      <w:r>
+        <w:rPr>
+          <w:rFonts w:ascii="Times New Roman" w:eastAsia="Times New Roman" w:hAnsi="Times New Roman" w:cs="Times New Roman"/>
+          <w:kern w:val="0"/>
+          <w:lang w:val="pt-PT" w:eastAsia="en-GB"/>
+          <w14:ligatures w14:val="none"/>
+        </w:rPr>
+        <w:t>três</w:t>
+      </w:r>
+      <w:r>
+        <w:rPr>
+          <w:rFonts w:ascii="Times New Roman" w:eastAsia="Times New Roman" w:hAnsi="Times New Roman" w:cs="Times New Roman"/>
+          <w:kern w:val="0"/>
+          <w:lang w:val="pt-PT" w:eastAsia="en-GB"/>
+          <w14:ligatures w14:val="none"/>
+        </w:rPr>
+        <w:t xml:space="preserve"> funções:</w:t>
       </w:r>
     </w:p>
     <w:p>
@@ -1032,7 +1050,6 @@
         </w:rPr>
       </w:pPr>
       <w:proofErr w:type="spellStart"/>
-      <w:proofErr w:type="gramStart"/>
       <w:r>
         <w:rPr>
           <w:rFonts w:ascii="Courier New" w:eastAsia="Times New Roman" w:hAnsi="Courier New" w:cs="Courier New"/>
@@ -1057,7 +1074,6 @@
         <w:t>(</w:t>
       </w:r>
       <w:proofErr w:type="spellStart"/>
-      <w:proofErr w:type="gramEnd"/>
       <w:r>
         <w:rPr>
           <w:rFonts w:ascii="Courier New" w:eastAsia="Times New Roman" w:hAnsi="Courier New" w:cs="Courier New"/>
@@ -1121,7 +1137,6 @@
         </w:rPr>
       </w:pPr>
       <w:proofErr w:type="spellStart"/>
-      <w:proofErr w:type="gramStart"/>
       <w:r>
         <w:rPr>
           <w:rFonts w:ascii="Courier New" w:eastAsia="Times New Roman" w:hAnsi="Courier New" w:cs="Courier New"/>
@@ -1146,7 +1161,6 @@
         <w:t>(</w:t>
       </w:r>
       <w:proofErr w:type="spellStart"/>
-      <w:proofErr w:type="gramEnd"/>
       <w:r>
         <w:rPr>
           <w:rFonts w:ascii="Courier New" w:eastAsia="Times New Roman" w:hAnsi="Courier New" w:cs="Courier New"/>
@@ -1247,7 +1261,6 @@
         <w:t>Utilizar apenas funções nativas (</w:t>
       </w:r>
       <w:proofErr w:type="spellStart"/>
-      <w:proofErr w:type="gramStart"/>
       <w:r>
         <w:rPr>
           <w:rFonts w:ascii="Courier New" w:eastAsia="Times New Roman" w:hAnsi="Courier New" w:cs="Courier New"/>
@@ -1269,19 +1282,7 @@
           <w:lang w:val="pt-PT" w:eastAsia="en-GB"/>
           <w14:ligatures w14:val="none"/>
         </w:rPr>
-        <w:t>(</w:t>
-      </w:r>
-      <w:proofErr w:type="gramEnd"/>
-      <w:r>
-        <w:rPr>
-          <w:rFonts w:ascii="Courier New" w:eastAsia="Times New Roman" w:hAnsi="Courier New" w:cs="Courier New"/>
-          <w:kern w:val="0"/>
-          <w:sz w:val="20"/>
-          <w:szCs w:val="20"/>
-          <w:lang w:val="pt-PT" w:eastAsia="en-GB"/>
-          <w14:ligatures w14:val="none"/>
-        </w:rPr>
-        <w:t>)</w:t>
+        <w:t>()</w:t>
       </w:r>
       <w:r>
         <w:rPr>
@@ -1293,7 +1294,6 @@
         <w:t xml:space="preserve"> e </w:t>
       </w:r>
       <w:proofErr w:type="spellStart"/>
-      <w:proofErr w:type="gramStart"/>
       <w:r>
         <w:rPr>
           <w:rFonts w:ascii="Courier New" w:eastAsia="Times New Roman" w:hAnsi="Courier New" w:cs="Courier New"/>
@@ -1315,19 +1315,7 @@
           <w:lang w:val="pt-PT" w:eastAsia="en-GB"/>
           <w14:ligatures w14:val="none"/>
         </w:rPr>
-        <w:t>(</w:t>
-      </w:r>
-      <w:proofErr w:type="gramEnd"/>
-      <w:r>
-        <w:rPr>
-          <w:rFonts w:ascii="Courier New" w:eastAsia="Times New Roman" w:hAnsi="Courier New" w:cs="Courier New"/>
-          <w:kern w:val="0"/>
-          <w:sz w:val="20"/>
-          <w:szCs w:val="20"/>
-          <w:lang w:val="pt-PT" w:eastAsia="en-GB"/>
-          <w14:ligatures w14:val="none"/>
-        </w:rPr>
-        <w:t>)</w:t>
+        <w:t>()</w:t>
       </w:r>
       <w:r>
         <w:rPr>
